--- a/tpi/docx/022.content.docx
+++ b/tpi/docx/022.content.docx
@@ -213,7 +213,6 @@
       </w:r>
       <w:r>
         <w:rPr>
-          <w:b/>
           <w:lang w:val="png_PG" w:bidi="png_PG"/>
         </w:rPr>
         <w:t>ol Israel</w:t>
@@ -251,18 +250,12 @@
         </w:rPr>
         <w:t xml:space="preserve">I gat ol narapela nem bilong God insait long Baibel, kain olsem "God i antap tru," o "God bilong ol ami bilong heven," tasol taim ol manmeri i harim dispela nem bilong God, Yahweh, em ol i save tingting long </w:t>
       </w:r>
-      <w:hyperlink r:id="rId13">
-        <w:r>
-          <w:rPr>
-            <w:lang w:val="png_PG" w:bidi="png_PG"/>
-          </w:rPr>
-          <w:rPr>
-            <w:color w:val="0000EE"/>
-            <w:u w:val="single"/>
-          </w:rPr>
-          <w:t>kavanen</w:t>
-        </w:r>
-      </w:hyperlink>
+      <w:r>
+        <w:rPr>
+          <w:lang w:val="png_PG" w:bidi="png_PG"/>
+        </w:rPr>
+        <w:t>kavanen</w:t>
+      </w:r>
       <w:r>
         <w:rPr>
           <w:lang w:val="png_PG" w:bidi="png_PG"/>
@@ -285,7 +278,6 @@
       </w:r>
       <w:r>
         <w:rPr>
-          <w:b/>
           <w:lang w:val="png_PG" w:bidi="png_PG"/>
         </w:rPr>
         <w:t>Ju o Judaman</w:t>
@@ -296,36 +288,24 @@
         </w:rPr>
         <w:t xml:space="preserve"> em ol i save lukaut gut tru taim ol i kolim dispela nem bilong God. God em i </w:t>
       </w:r>
-      <w:hyperlink r:id="rId14">
-        <w:r>
-          <w:rPr>
-            <w:lang w:val="png_PG" w:bidi="png_PG"/>
-          </w:rPr>
-          <w:rPr>
-            <w:color w:val="0000EE"/>
-            <w:u w:val="single"/>
-          </w:rPr>
-          <w:t>holi</w:t>
-        </w:r>
-      </w:hyperlink>
+      <w:r>
+        <w:rPr>
+          <w:lang w:val="png_PG" w:bidi="png_PG"/>
+        </w:rPr>
+        <w:t>holi</w:t>
+      </w:r>
       <w:r>
         <w:rPr>
           <w:lang w:val="png_PG" w:bidi="png_PG"/>
         </w:rPr>
         <w:t xml:space="preserve">, olsem na nem bilong en em i holi. Ol i no laik long mekim God i kros taim ol i yusim nem bilong em nating. Bihain long sampela taim, ol Ju manmeri i no wok long yusim nem bilong God tumas bikos ol i pret long mekim God i kros. Olsem na, taim ol Ju i ritim ol buk bilong Baibel, ol buk bilong Baibel we nau yumi kolim Olpela Testamen, ol i no save kolim dispela wod Yahweh. Tasol, olgeta taim ol i lukim dispela wod Yahweh, ol i kolim wanpela wod we i min olsem masta, o </w:t>
       </w:r>
-      <w:hyperlink r:id="rId15">
-        <w:r>
-          <w:rPr>
-            <w:lang w:val="png_PG" w:bidi="png_PG"/>
-          </w:rPr>
-          <w:rPr>
-            <w:color w:val="0000EE"/>
-            <w:u w:val="single"/>
-          </w:rPr>
-          <w:t>lod</w:t>
-        </w:r>
-      </w:hyperlink>
+      <w:r>
+        <w:rPr>
+          <w:lang w:val="png_PG" w:bidi="png_PG"/>
+        </w:rPr>
+        <w:t>lod</w:t>
+      </w:r>
       <w:r>
         <w:rPr>
           <w:lang w:val="png_PG" w:bidi="png_PG"/>
@@ -478,18 +458,12 @@
         </w:rPr>
         <w:t xml:space="preserve">Ol manmeri i ken fosim wanpela man long karim wanpela youk sapos dispela man em i wanpela </w:t>
       </w:r>
-      <w:hyperlink r:id="rId16">
-        <w:r>
-          <w:rPr>
-            <w:lang w:val="png_PG" w:bidi="png_PG"/>
-          </w:rPr>
-          <w:rPr>
-            <w:color w:val="0000EE"/>
-            <w:u w:val="single"/>
-          </w:rPr>
-          <w:t>sleiv o wokboi nating</w:t>
-        </w:r>
-      </w:hyperlink>
+      <w:r>
+        <w:rPr>
+          <w:lang w:val="png_PG" w:bidi="png_PG"/>
+        </w:rPr>
+        <w:t>sleiv o wokboi nating</w:t>
+      </w:r>
       <w:r>
         <w:rPr>
           <w:lang w:val="png_PG" w:bidi="png_PG"/>
